--- a/lessons/2-9/downloads/reveal/teacher/2.9-exit-tickets.docx
+++ b/lessons/2-9/downloads/reveal/teacher/2.9-exit-tickets.docx
@@ -4,6 +4,7 @@
   <w:body>
     <w:p>
       <w:pPr>
+        <w:pStyle w:val="Heading1"/>
         <w:tabs>
           <w:tab w:val="left" w:pos="5200"/>
           <w:tab w:val="right" w:leader="underscore" w:pos="9504"/>
@@ -34,7 +35,7 @@
         <w:rPr>
           <w:rFonts w:ascii="Avenir Next" w:hAnsi="Avenir Next" w:cs="Avenir Next" w:eastAsia="Avenir Next"/>
           <w:color w:val="1A1A1A"/>
-          <w:sz w:val="18"/>
+          <w:sz w:val="22"/>
           <w:szCs w:val="18"/>
         </w:rPr>
         <w:t xml:space="preserve">Name</w:t>
@@ -119,25 +120,25 @@
                 <w:rFonts w:ascii="Avenir Next" w:hAnsi="Avenir Next" w:cs="Avenir Next" w:eastAsia="Avenir Next"/>
                 <w:b/>
                 <w:color w:val="1A1A1A"/>
+                <w:sz w:val="22"/>
+                <w:szCs w:val="20"/>
+              </w:rPr>
+              <w:t xml:space="preserve">1.</w:t>
+            </w:r>
+            <w:r>
+              <w:rPr>
+                <w:rFonts w:ascii="Avenir Next" w:hAnsi="Avenir Next" w:cs="Avenir Next" w:eastAsia="Avenir Next"/>
+                <w:color w:val="1A1A1A"/>
                 <w:sz w:val="20"/>
                 <w:szCs w:val="20"/>
               </w:rPr>
-              <w:t xml:space="preserve">1.</w:t>
-            </w:r>
-            <w:r>
-              <w:rPr>
-                <w:rFonts w:ascii="Avenir Next" w:hAnsi="Avenir Next" w:cs="Avenir Next" w:eastAsia="Avenir Next"/>
-                <w:color w:val="1A1A1A"/>
-                <w:sz w:val="20"/>
-                <w:szCs w:val="20"/>
-              </w:rPr>
               <w:tab/>
             </w:r>
             <w:r>
               <w:rPr>
                 <w:rFonts w:ascii="Avenir Next" w:hAnsi="Avenir Next" w:cs="Avenir Next" w:eastAsia="Avenir Next"/>
                 <w:color w:val="1A1A1A"/>
-                <w:sz w:val="20"/>
+                <w:sz w:val="22"/>
                 <w:szCs w:val="20"/>
               </w:rPr>
               <w:t xml:space="preserve">The mean is given. Find the MAD.</w:t>
@@ -192,25 +193,25 @@
                       <w:rFonts w:ascii="Avenir Next" w:hAnsi="Avenir Next" w:cs="Avenir Next" w:eastAsia="Avenir Next"/>
                       <w:b/>
                       <w:color w:val="003A70"/>
+                      <w:sz w:val="22"/>
+                      <w:szCs w:val="20"/>
+                    </w:rPr>
+                    <w:t xml:space="preserve">a.</w:t>
+                  </w:r>
+                  <w:r>
+                    <w:rPr>
+                      <w:rFonts w:ascii="Avenir Next" w:hAnsi="Avenir Next" w:cs="Avenir Next" w:eastAsia="Avenir Next"/>
+                      <w:color w:val="1A1A1A"/>
                       <w:sz w:val="20"/>
                       <w:szCs w:val="20"/>
                     </w:rPr>
-                    <w:t xml:space="preserve">a.</w:t>
-                  </w:r>
-                  <w:r>
-                    <w:rPr>
-                      <w:rFonts w:ascii="Avenir Next" w:hAnsi="Avenir Next" w:cs="Avenir Next" w:eastAsia="Avenir Next"/>
-                      <w:color w:val="1A1A1A"/>
-                      <w:sz w:val="20"/>
-                      <w:szCs w:val="20"/>
-                    </w:rPr>
                     <w:tab/>
                   </w:r>
                   <w:r>
                     <w:rPr>
                       <w:rFonts w:ascii="Avenir Next" w:hAnsi="Avenir Next" w:cs="Avenir Next" w:eastAsia="Avenir Next"/>
                       <w:color w:val="1A1A1A"/>
-                      <w:sz w:val="20"/>
+                      <w:sz w:val="22"/>
                       <w:szCs w:val="20"/>
                     </w:rPr>
                     <w:t xml:space="preserve">5, 7, 9, 11 (mean 8)</w:t>
@@ -254,25 +255,25 @@
                       <w:rFonts w:ascii="Avenir Next" w:hAnsi="Avenir Next" w:cs="Avenir Next" w:eastAsia="Avenir Next"/>
                       <w:b/>
                       <w:color w:val="003A70"/>
+                      <w:sz w:val="22"/>
+                      <w:szCs w:val="20"/>
+                    </w:rPr>
+                    <w:t xml:space="preserve">b.</w:t>
+                  </w:r>
+                  <w:r>
+                    <w:rPr>
+                      <w:rFonts w:ascii="Avenir Next" w:hAnsi="Avenir Next" w:cs="Avenir Next" w:eastAsia="Avenir Next"/>
+                      <w:color w:val="1A1A1A"/>
                       <w:sz w:val="20"/>
                       <w:szCs w:val="20"/>
                     </w:rPr>
-                    <w:t xml:space="preserve">b.</w:t>
-                  </w:r>
-                  <w:r>
-                    <w:rPr>
-                      <w:rFonts w:ascii="Avenir Next" w:hAnsi="Avenir Next" w:cs="Avenir Next" w:eastAsia="Avenir Next"/>
-                      <w:color w:val="1A1A1A"/>
-                      <w:sz w:val="20"/>
-                      <w:szCs w:val="20"/>
-                    </w:rPr>
                     <w:tab/>
                   </w:r>
                   <w:r>
                     <w:rPr>
                       <w:rFonts w:ascii="Avenir Next" w:hAnsi="Avenir Next" w:cs="Avenir Next" w:eastAsia="Avenir Next"/>
                       <w:color w:val="1A1A1A"/>
-                      <w:sz w:val="20"/>
+                      <w:sz w:val="22"/>
                       <w:szCs w:val="20"/>
                     </w:rPr>
                     <w:t xml:space="preserve">49, 50, 50, 51 (mean 50)</w:t>
@@ -365,25 +366,25 @@
                 <w:rFonts w:ascii="Avenir Next" w:hAnsi="Avenir Next" w:cs="Avenir Next" w:eastAsia="Avenir Next"/>
                 <w:b/>
                 <w:color w:val="1A1A1A"/>
+                <w:sz w:val="22"/>
+                <w:szCs w:val="20"/>
+              </w:rPr>
+              <w:t xml:space="preserve">2.</w:t>
+            </w:r>
+            <w:r>
+              <w:rPr>
+                <w:rFonts w:ascii="Avenir Next" w:hAnsi="Avenir Next" w:cs="Avenir Next" w:eastAsia="Avenir Next"/>
+                <w:color w:val="1A1A1A"/>
                 <w:sz w:val="20"/>
                 <w:szCs w:val="20"/>
               </w:rPr>
-              <w:t xml:space="preserve">2.</w:t>
-            </w:r>
-            <w:r>
-              <w:rPr>
-                <w:rFonts w:ascii="Avenir Next" w:hAnsi="Avenir Next" w:cs="Avenir Next" w:eastAsia="Avenir Next"/>
-                <w:color w:val="1A1A1A"/>
-                <w:sz w:val="20"/>
-                <w:szCs w:val="20"/>
-              </w:rPr>
               <w:tab/>
             </w:r>
             <w:r>
               <w:rPr>
                 <w:rFonts w:ascii="Avenir Next" w:hAnsi="Avenir Next" w:cs="Avenir Next" w:eastAsia="Avenir Next"/>
                 <w:color w:val="1A1A1A"/>
-                <w:sz w:val="20"/>
+                <w:sz w:val="22"/>
                 <w:szCs w:val="20"/>
               </w:rPr>
               <w:t xml:space="preserve">Tavon found distances of −4, −1, 2 and 3 from the mean and said the MAD is 0. Find the correct MAD.</w:t>
@@ -460,7 +461,7 @@
                 <w:rFonts w:ascii="Avenir Next" w:hAnsi="Avenir Next" w:cs="Avenir Next" w:eastAsia="Avenir Next"/>
                 <w:b/>
                 <w:color w:val="1A1A1A"/>
-                <w:sz w:val="18"/>
+                <w:sz w:val="22"/>
                 <w:szCs w:val="18"/>
               </w:rPr>
               <w:t xml:space="preserve">MAD</w:t>
@@ -535,25 +536,25 @@
                 <w:rFonts w:ascii="Avenir Next" w:hAnsi="Avenir Next" w:cs="Avenir Next" w:eastAsia="Avenir Next"/>
                 <w:b/>
                 <w:color w:val="1A1A1A"/>
+                <w:sz w:val="22"/>
+                <w:szCs w:val="20"/>
+              </w:rPr>
+              <w:t xml:space="preserve">3.</w:t>
+            </w:r>
+            <w:r>
+              <w:rPr>
+                <w:rFonts w:ascii="Avenir Next" w:hAnsi="Avenir Next" w:cs="Avenir Next" w:eastAsia="Avenir Next"/>
+                <w:color w:val="1A1A1A"/>
                 <w:sz w:val="20"/>
                 <w:szCs w:val="20"/>
               </w:rPr>
-              <w:t xml:space="preserve">3.</w:t>
-            </w:r>
-            <w:r>
-              <w:rPr>
-                <w:rFonts w:ascii="Avenir Next" w:hAnsi="Avenir Next" w:cs="Avenir Next" w:eastAsia="Avenir Next"/>
-                <w:color w:val="1A1A1A"/>
-                <w:sz w:val="20"/>
-                <w:szCs w:val="20"/>
-              </w:rPr>
               <w:tab/>
             </w:r>
             <w:r>
               <w:rPr>
                 <w:rFonts w:ascii="Avenir Next" w:hAnsi="Avenir Next" w:cs="Avenir Next" w:eastAsia="Avenir Next"/>
                 <w:color w:val="1A1A1A"/>
-                <w:sz w:val="20"/>
+                <w:sz w:val="22"/>
                 <w:szCs w:val="20"/>
               </w:rPr>
               <w:t xml:space="preserve">A data set has a mean of 72 and a MAD of 4. Which is true?</w:t>
@@ -607,25 +608,25 @@
                       <w:rFonts w:ascii="Avenir Next" w:hAnsi="Avenir Next" w:cs="Avenir Next" w:eastAsia="Avenir Next"/>
                       <w:b/>
                       <w:color w:val="003A70"/>
+                      <w:sz w:val="22"/>
+                      <w:szCs w:val="19"/>
+                    </w:rPr>
+                    <w:t xml:space="preserve">A</w:t>
+                  </w:r>
+                  <w:r>
+                    <w:rPr>
+                      <w:rFonts w:ascii="Avenir Next" w:hAnsi="Avenir Next" w:cs="Avenir Next" w:eastAsia="Avenir Next"/>
+                      <w:color w:val="1A1A1A"/>
                       <w:sz w:val="19"/>
                       <w:szCs w:val="19"/>
                     </w:rPr>
-                    <w:t xml:space="preserve">A</w:t>
-                  </w:r>
-                  <w:r>
-                    <w:rPr>
-                      <w:rFonts w:ascii="Avenir Next" w:hAnsi="Avenir Next" w:cs="Avenir Next" w:eastAsia="Avenir Next"/>
-                      <w:color w:val="1A1A1A"/>
-                      <w:sz w:val="19"/>
-                      <w:szCs w:val="19"/>
-                    </w:rPr>
                     <w:tab/>
                   </w:r>
                   <w:r>
                     <w:rPr>
                       <w:rFonts w:ascii="Avenir Next" w:hAnsi="Avenir Next" w:cs="Avenir Next" w:eastAsia="Avenir Next"/>
                       <w:color w:val="1A1A1A"/>
-                      <w:sz w:val="19"/>
+                      <w:sz w:val="22"/>
                       <w:szCs w:val="19"/>
                     </w:rPr>
                     <w:t xml:space="preserve">Every value is 72.</w:t>
@@ -650,25 +651,25 @@
                       <w:rFonts w:ascii="Avenir Next" w:hAnsi="Avenir Next" w:cs="Avenir Next" w:eastAsia="Avenir Next"/>
                       <w:b/>
                       <w:color w:val="003A70"/>
+                      <w:sz w:val="22"/>
+                      <w:szCs w:val="19"/>
+                    </w:rPr>
+                    <w:t xml:space="preserve">B</w:t>
+                  </w:r>
+                  <w:r>
+                    <w:rPr>
+                      <w:rFonts w:ascii="Avenir Next" w:hAnsi="Avenir Next" w:cs="Avenir Next" w:eastAsia="Avenir Next"/>
+                      <w:color w:val="1A1A1A"/>
                       <w:sz w:val="19"/>
                       <w:szCs w:val="19"/>
                     </w:rPr>
-                    <w:t xml:space="preserve">B</w:t>
-                  </w:r>
-                  <w:r>
-                    <w:rPr>
-                      <w:rFonts w:ascii="Avenir Next" w:hAnsi="Avenir Next" w:cs="Avenir Next" w:eastAsia="Avenir Next"/>
-                      <w:color w:val="1A1A1A"/>
-                      <w:sz w:val="19"/>
-                      <w:szCs w:val="19"/>
-                    </w:rPr>
                     <w:tab/>
                   </w:r>
                   <w:r>
                     <w:rPr>
                       <w:rFonts w:ascii="Avenir Next" w:hAnsi="Avenir Next" w:cs="Avenir Next" w:eastAsia="Avenir Next"/>
                       <w:color w:val="1A1A1A"/>
-                      <w:sz w:val="19"/>
+                      <w:sz w:val="22"/>
                       <w:szCs w:val="19"/>
                     </w:rPr>
                     <w:t xml:space="preserve">A typical value is about 4 from 72.</w:t>
@@ -698,25 +699,25 @@
                       <w:rFonts w:ascii="Avenir Next" w:hAnsi="Avenir Next" w:cs="Avenir Next" w:eastAsia="Avenir Next"/>
                       <w:b/>
                       <w:color w:val="003A70"/>
+                      <w:sz w:val="22"/>
+                      <w:szCs w:val="19"/>
+                    </w:rPr>
+                    <w:t xml:space="preserve">C</w:t>
+                  </w:r>
+                  <w:r>
+                    <w:rPr>
+                      <w:rFonts w:ascii="Avenir Next" w:hAnsi="Avenir Next" w:cs="Avenir Next" w:eastAsia="Avenir Next"/>
+                      <w:color w:val="1A1A1A"/>
                       <w:sz w:val="19"/>
                       <w:szCs w:val="19"/>
                     </w:rPr>
-                    <w:t xml:space="preserve">C</w:t>
-                  </w:r>
-                  <w:r>
-                    <w:rPr>
-                      <w:rFonts w:ascii="Avenir Next" w:hAnsi="Avenir Next" w:cs="Avenir Next" w:eastAsia="Avenir Next"/>
-                      <w:color w:val="1A1A1A"/>
-                      <w:sz w:val="19"/>
-                      <w:szCs w:val="19"/>
-                    </w:rPr>
                     <w:tab/>
                   </w:r>
                   <w:r>
                     <w:rPr>
                       <w:rFonts w:ascii="Avenir Next" w:hAnsi="Avenir Next" w:cs="Avenir Next" w:eastAsia="Avenir Next"/>
                       <w:color w:val="1A1A1A"/>
-                      <w:sz w:val="19"/>
+                      <w:sz w:val="22"/>
                       <w:szCs w:val="19"/>
                     </w:rPr>
                     <w:t xml:space="preserve">The range is 4.</w:t>
@@ -741,25 +742,25 @@
                       <w:rFonts w:ascii="Avenir Next" w:hAnsi="Avenir Next" w:cs="Avenir Next" w:eastAsia="Avenir Next"/>
                       <w:b/>
                       <w:color w:val="003A70"/>
+                      <w:sz w:val="22"/>
+                      <w:szCs w:val="19"/>
+                    </w:rPr>
+                    <w:t xml:space="preserve">D</w:t>
+                  </w:r>
+                  <w:r>
+                    <w:rPr>
+                      <w:rFonts w:ascii="Avenir Next" w:hAnsi="Avenir Next" w:cs="Avenir Next" w:eastAsia="Avenir Next"/>
+                      <w:color w:val="1A1A1A"/>
                       <w:sz w:val="19"/>
                       <w:szCs w:val="19"/>
                     </w:rPr>
-                    <w:t xml:space="preserve">D</w:t>
-                  </w:r>
-                  <w:r>
-                    <w:rPr>
-                      <w:rFonts w:ascii="Avenir Next" w:hAnsi="Avenir Next" w:cs="Avenir Next" w:eastAsia="Avenir Next"/>
-                      <w:color w:val="1A1A1A"/>
-                      <w:sz w:val="19"/>
-                      <w:szCs w:val="19"/>
-                    </w:rPr>
                     <w:tab/>
                   </w:r>
                   <w:r>
                     <w:rPr>
                       <w:rFonts w:ascii="Avenir Next" w:hAnsi="Avenir Next" w:cs="Avenir Next" w:eastAsia="Avenir Next"/>
                       <w:color w:val="1A1A1A"/>
-                      <w:sz w:val="19"/>
+                      <w:sz w:val="22"/>
                       <w:szCs w:val="19"/>
                     </w:rPr>
                     <w:t xml:space="preserve">Every value is 4 from 72.</w:t>
@@ -809,7 +810,7 @@
         <w:rPr>
           <w:rFonts w:ascii="Avenir Next" w:hAnsi="Avenir Next" w:cs="Avenir Next" w:eastAsia="Avenir Next"/>
           <w:color w:val="1A1A1A"/>
-          <w:sz w:val="17"/>
+          <w:sz w:val="22"/>
           <w:szCs w:val="17"/>
         </w:rPr>
         <w:t xml:space="preserve">  I got it</w:t>
@@ -827,7 +828,7 @@
         <w:rPr>
           <w:rFonts w:ascii="Avenir Next" w:hAnsi="Avenir Next" w:cs="Avenir Next" w:eastAsia="Avenir Next"/>
           <w:color w:val="1A1A1A"/>
-          <w:sz w:val="17"/>
+          <w:sz w:val="22"/>
           <w:szCs w:val="17"/>
         </w:rPr>
         <w:t xml:space="preserve">  Almost</w:t>
@@ -845,7 +846,7 @@
         <w:rPr>
           <w:rFonts w:ascii="Avenir Next" w:hAnsi="Avenir Next" w:cs="Avenir Next" w:eastAsia="Avenir Next"/>
           <w:color w:val="1A1A1A"/>
-          <w:sz w:val="17"/>
+          <w:sz w:val="22"/>
           <w:szCs w:val="17"/>
         </w:rPr>
         <w:t xml:space="preserve">  I need help</w:t>
@@ -902,7 +903,7 @@
         <w:rPr>
           <w:rFonts w:ascii="Avenir Next" w:hAnsi="Avenir Next" w:cs="Avenir Next" w:eastAsia="Avenir Next"/>
           <w:color w:val="1A1A1A"/>
-          <w:sz w:val="18"/>
+          <w:sz w:val="22"/>
           <w:szCs w:val="18"/>
         </w:rPr>
         <w:t xml:space="preserve">Name</w:t>
@@ -987,25 +988,25 @@
                 <w:rFonts w:ascii="Avenir Next" w:hAnsi="Avenir Next" w:cs="Avenir Next" w:eastAsia="Avenir Next"/>
                 <w:b/>
                 <w:color w:val="1A1A1A"/>
+                <w:sz w:val="22"/>
+                <w:szCs w:val="20"/>
+              </w:rPr>
+              <w:t xml:space="preserve">1.</w:t>
+            </w:r>
+            <w:r>
+              <w:rPr>
+                <w:rFonts w:ascii="Avenir Next" w:hAnsi="Avenir Next" w:cs="Avenir Next" w:eastAsia="Avenir Next"/>
+                <w:color w:val="1A1A1A"/>
                 <w:sz w:val="20"/>
                 <w:szCs w:val="20"/>
               </w:rPr>
-              <w:t xml:space="preserve">1.</w:t>
-            </w:r>
-            <w:r>
-              <w:rPr>
-                <w:rFonts w:ascii="Avenir Next" w:hAnsi="Avenir Next" w:cs="Avenir Next" w:eastAsia="Avenir Next"/>
-                <w:color w:val="1A1A1A"/>
-                <w:sz w:val="20"/>
-                <w:szCs w:val="20"/>
-              </w:rPr>
               <w:tab/>
             </w:r>
             <w:r>
               <w:rPr>
                 <w:rFonts w:ascii="Avenir Next" w:hAnsi="Avenir Next" w:cs="Avenir Next" w:eastAsia="Avenir Next"/>
                 <w:color w:val="1A1A1A"/>
-                <w:sz w:val="20"/>
+                <w:sz w:val="22"/>
                 <w:szCs w:val="20"/>
               </w:rPr>
               <w:t xml:space="preserve">The mean is given. Find the MAD.</w:t>
@@ -1060,25 +1061,25 @@
                       <w:rFonts w:ascii="Avenir Next" w:hAnsi="Avenir Next" w:cs="Avenir Next" w:eastAsia="Avenir Next"/>
                       <w:b/>
                       <w:color w:val="003A70"/>
+                      <w:sz w:val="22"/>
+                      <w:szCs w:val="20"/>
+                    </w:rPr>
+                    <w:t xml:space="preserve">a.</w:t>
+                  </w:r>
+                  <w:r>
+                    <w:rPr>
+                      <w:rFonts w:ascii="Avenir Next" w:hAnsi="Avenir Next" w:cs="Avenir Next" w:eastAsia="Avenir Next"/>
+                      <w:color w:val="1A1A1A"/>
                       <w:sz w:val="20"/>
                       <w:szCs w:val="20"/>
                     </w:rPr>
-                    <w:t xml:space="preserve">a.</w:t>
-                  </w:r>
-                  <w:r>
-                    <w:rPr>
-                      <w:rFonts w:ascii="Avenir Next" w:hAnsi="Avenir Next" w:cs="Avenir Next" w:eastAsia="Avenir Next"/>
-                      <w:color w:val="1A1A1A"/>
-                      <w:sz w:val="20"/>
-                      <w:szCs w:val="20"/>
-                    </w:rPr>
                     <w:tab/>
                   </w:r>
                   <w:r>
                     <w:rPr>
                       <w:rFonts w:ascii="Avenir Next" w:hAnsi="Avenir Next" w:cs="Avenir Next" w:eastAsia="Avenir Next"/>
                       <w:color w:val="1A1A1A"/>
-                      <w:sz w:val="20"/>
+                      <w:sz w:val="22"/>
                       <w:szCs w:val="20"/>
                     </w:rPr>
                     <w:t xml:space="preserve">5, 7, 9, 11 (mean 8)</w:t>
@@ -1122,25 +1123,25 @@
                       <w:rFonts w:ascii="Avenir Next" w:hAnsi="Avenir Next" w:cs="Avenir Next" w:eastAsia="Avenir Next"/>
                       <w:b/>
                       <w:color w:val="003A70"/>
+                      <w:sz w:val="22"/>
+                      <w:szCs w:val="20"/>
+                    </w:rPr>
+                    <w:t xml:space="preserve">b.</w:t>
+                  </w:r>
+                  <w:r>
+                    <w:rPr>
+                      <w:rFonts w:ascii="Avenir Next" w:hAnsi="Avenir Next" w:cs="Avenir Next" w:eastAsia="Avenir Next"/>
+                      <w:color w:val="1A1A1A"/>
                       <w:sz w:val="20"/>
                       <w:szCs w:val="20"/>
                     </w:rPr>
-                    <w:t xml:space="preserve">b.</w:t>
-                  </w:r>
-                  <w:r>
-                    <w:rPr>
-                      <w:rFonts w:ascii="Avenir Next" w:hAnsi="Avenir Next" w:cs="Avenir Next" w:eastAsia="Avenir Next"/>
-                      <w:color w:val="1A1A1A"/>
-                      <w:sz w:val="20"/>
-                      <w:szCs w:val="20"/>
-                    </w:rPr>
                     <w:tab/>
                   </w:r>
                   <w:r>
                     <w:rPr>
                       <w:rFonts w:ascii="Avenir Next" w:hAnsi="Avenir Next" w:cs="Avenir Next" w:eastAsia="Avenir Next"/>
                       <w:color w:val="1A1A1A"/>
-                      <w:sz w:val="20"/>
+                      <w:sz w:val="22"/>
                       <w:szCs w:val="20"/>
                     </w:rPr>
                     <w:t xml:space="preserve">49, 50, 50, 51 (mean 50)</w:t>
@@ -1233,25 +1234,25 @@
                 <w:rFonts w:ascii="Avenir Next" w:hAnsi="Avenir Next" w:cs="Avenir Next" w:eastAsia="Avenir Next"/>
                 <w:b/>
                 <w:color w:val="1A1A1A"/>
+                <w:sz w:val="22"/>
+                <w:szCs w:val="20"/>
+              </w:rPr>
+              <w:t xml:space="preserve">2.</w:t>
+            </w:r>
+            <w:r>
+              <w:rPr>
+                <w:rFonts w:ascii="Avenir Next" w:hAnsi="Avenir Next" w:cs="Avenir Next" w:eastAsia="Avenir Next"/>
+                <w:color w:val="1A1A1A"/>
                 <w:sz w:val="20"/>
                 <w:szCs w:val="20"/>
               </w:rPr>
-              <w:t xml:space="preserve">2.</w:t>
-            </w:r>
-            <w:r>
-              <w:rPr>
-                <w:rFonts w:ascii="Avenir Next" w:hAnsi="Avenir Next" w:cs="Avenir Next" w:eastAsia="Avenir Next"/>
-                <w:color w:val="1A1A1A"/>
-                <w:sz w:val="20"/>
-                <w:szCs w:val="20"/>
-              </w:rPr>
               <w:tab/>
             </w:r>
             <w:r>
               <w:rPr>
                 <w:rFonts w:ascii="Avenir Next" w:hAnsi="Avenir Next" w:cs="Avenir Next" w:eastAsia="Avenir Next"/>
                 <w:color w:val="1A1A1A"/>
-                <w:sz w:val="20"/>
+                <w:sz w:val="22"/>
                 <w:szCs w:val="20"/>
               </w:rPr>
               <w:t xml:space="preserve">Tavon found distances of −4, −1, 2 and 3 from the mean and said the MAD is 0. Find the correct MAD.</w:t>
@@ -1328,7 +1329,7 @@
                 <w:rFonts w:ascii="Avenir Next" w:hAnsi="Avenir Next" w:cs="Avenir Next" w:eastAsia="Avenir Next"/>
                 <w:b/>
                 <w:color w:val="1A1A1A"/>
-                <w:sz w:val="18"/>
+                <w:sz w:val="22"/>
                 <w:szCs w:val="18"/>
               </w:rPr>
               <w:t xml:space="preserve">MAD</w:t>
@@ -1403,25 +1404,25 @@
                 <w:rFonts w:ascii="Avenir Next" w:hAnsi="Avenir Next" w:cs="Avenir Next" w:eastAsia="Avenir Next"/>
                 <w:b/>
                 <w:color w:val="1A1A1A"/>
+                <w:sz w:val="22"/>
+                <w:szCs w:val="20"/>
+              </w:rPr>
+              <w:t xml:space="preserve">3.</w:t>
+            </w:r>
+            <w:r>
+              <w:rPr>
+                <w:rFonts w:ascii="Avenir Next" w:hAnsi="Avenir Next" w:cs="Avenir Next" w:eastAsia="Avenir Next"/>
+                <w:color w:val="1A1A1A"/>
                 <w:sz w:val="20"/>
                 <w:szCs w:val="20"/>
               </w:rPr>
-              <w:t xml:space="preserve">3.</w:t>
-            </w:r>
-            <w:r>
-              <w:rPr>
-                <w:rFonts w:ascii="Avenir Next" w:hAnsi="Avenir Next" w:cs="Avenir Next" w:eastAsia="Avenir Next"/>
-                <w:color w:val="1A1A1A"/>
-                <w:sz w:val="20"/>
-                <w:szCs w:val="20"/>
-              </w:rPr>
               <w:tab/>
             </w:r>
             <w:r>
               <w:rPr>
                 <w:rFonts w:ascii="Avenir Next" w:hAnsi="Avenir Next" w:cs="Avenir Next" w:eastAsia="Avenir Next"/>
                 <w:color w:val="1A1A1A"/>
-                <w:sz w:val="20"/>
+                <w:sz w:val="22"/>
                 <w:szCs w:val="20"/>
               </w:rPr>
               <w:t xml:space="preserve">A data set has a mean of 72 and a MAD of 4. Which is true?</w:t>
@@ -1475,25 +1476,25 @@
                       <w:rFonts w:ascii="Avenir Next" w:hAnsi="Avenir Next" w:cs="Avenir Next" w:eastAsia="Avenir Next"/>
                       <w:b/>
                       <w:color w:val="003A70"/>
+                      <w:sz w:val="22"/>
+                      <w:szCs w:val="19"/>
+                    </w:rPr>
+                    <w:t xml:space="preserve">A</w:t>
+                  </w:r>
+                  <w:r>
+                    <w:rPr>
+                      <w:rFonts w:ascii="Avenir Next" w:hAnsi="Avenir Next" w:cs="Avenir Next" w:eastAsia="Avenir Next"/>
+                      <w:color w:val="1A1A1A"/>
                       <w:sz w:val="19"/>
                       <w:szCs w:val="19"/>
                     </w:rPr>
-                    <w:t xml:space="preserve">A</w:t>
-                  </w:r>
-                  <w:r>
-                    <w:rPr>
-                      <w:rFonts w:ascii="Avenir Next" w:hAnsi="Avenir Next" w:cs="Avenir Next" w:eastAsia="Avenir Next"/>
-                      <w:color w:val="1A1A1A"/>
-                      <w:sz w:val="19"/>
-                      <w:szCs w:val="19"/>
-                    </w:rPr>
                     <w:tab/>
                   </w:r>
                   <w:r>
                     <w:rPr>
                       <w:rFonts w:ascii="Avenir Next" w:hAnsi="Avenir Next" w:cs="Avenir Next" w:eastAsia="Avenir Next"/>
                       <w:color w:val="1A1A1A"/>
-                      <w:sz w:val="19"/>
+                      <w:sz w:val="22"/>
                       <w:szCs w:val="19"/>
                     </w:rPr>
                     <w:t xml:space="preserve">Every value is 72.</w:t>
@@ -1518,25 +1519,25 @@
                       <w:rFonts w:ascii="Avenir Next" w:hAnsi="Avenir Next" w:cs="Avenir Next" w:eastAsia="Avenir Next"/>
                       <w:b/>
                       <w:color w:val="003A70"/>
+                      <w:sz w:val="22"/>
+                      <w:szCs w:val="19"/>
+                    </w:rPr>
+                    <w:t xml:space="preserve">B</w:t>
+                  </w:r>
+                  <w:r>
+                    <w:rPr>
+                      <w:rFonts w:ascii="Avenir Next" w:hAnsi="Avenir Next" w:cs="Avenir Next" w:eastAsia="Avenir Next"/>
+                      <w:color w:val="1A1A1A"/>
                       <w:sz w:val="19"/>
                       <w:szCs w:val="19"/>
                     </w:rPr>
-                    <w:t xml:space="preserve">B</w:t>
-                  </w:r>
-                  <w:r>
-                    <w:rPr>
-                      <w:rFonts w:ascii="Avenir Next" w:hAnsi="Avenir Next" w:cs="Avenir Next" w:eastAsia="Avenir Next"/>
-                      <w:color w:val="1A1A1A"/>
-                      <w:sz w:val="19"/>
-                      <w:szCs w:val="19"/>
-                    </w:rPr>
                     <w:tab/>
                   </w:r>
                   <w:r>
                     <w:rPr>
                       <w:rFonts w:ascii="Avenir Next" w:hAnsi="Avenir Next" w:cs="Avenir Next" w:eastAsia="Avenir Next"/>
                       <w:color w:val="1A1A1A"/>
-                      <w:sz w:val="19"/>
+                      <w:sz w:val="22"/>
                       <w:szCs w:val="19"/>
                     </w:rPr>
                     <w:t xml:space="preserve">A typical value is about 4 from 72.</w:t>
@@ -1566,25 +1567,25 @@
                       <w:rFonts w:ascii="Avenir Next" w:hAnsi="Avenir Next" w:cs="Avenir Next" w:eastAsia="Avenir Next"/>
                       <w:b/>
                       <w:color w:val="003A70"/>
+                      <w:sz w:val="22"/>
+                      <w:szCs w:val="19"/>
+                    </w:rPr>
+                    <w:t xml:space="preserve">C</w:t>
+                  </w:r>
+                  <w:r>
+                    <w:rPr>
+                      <w:rFonts w:ascii="Avenir Next" w:hAnsi="Avenir Next" w:cs="Avenir Next" w:eastAsia="Avenir Next"/>
+                      <w:color w:val="1A1A1A"/>
                       <w:sz w:val="19"/>
                       <w:szCs w:val="19"/>
                     </w:rPr>
-                    <w:t xml:space="preserve">C</w:t>
-                  </w:r>
-                  <w:r>
-                    <w:rPr>
-                      <w:rFonts w:ascii="Avenir Next" w:hAnsi="Avenir Next" w:cs="Avenir Next" w:eastAsia="Avenir Next"/>
-                      <w:color w:val="1A1A1A"/>
-                      <w:sz w:val="19"/>
-                      <w:szCs w:val="19"/>
-                    </w:rPr>
                     <w:tab/>
                   </w:r>
                   <w:r>
                     <w:rPr>
                       <w:rFonts w:ascii="Avenir Next" w:hAnsi="Avenir Next" w:cs="Avenir Next" w:eastAsia="Avenir Next"/>
                       <w:color w:val="1A1A1A"/>
-                      <w:sz w:val="19"/>
+                      <w:sz w:val="22"/>
                       <w:szCs w:val="19"/>
                     </w:rPr>
                     <w:t xml:space="preserve">The range is 4.</w:t>
@@ -1609,25 +1610,25 @@
                       <w:rFonts w:ascii="Avenir Next" w:hAnsi="Avenir Next" w:cs="Avenir Next" w:eastAsia="Avenir Next"/>
                       <w:b/>
                       <w:color w:val="003A70"/>
+                      <w:sz w:val="22"/>
+                      <w:szCs w:val="19"/>
+                    </w:rPr>
+                    <w:t xml:space="preserve">D</w:t>
+                  </w:r>
+                  <w:r>
+                    <w:rPr>
+                      <w:rFonts w:ascii="Avenir Next" w:hAnsi="Avenir Next" w:cs="Avenir Next" w:eastAsia="Avenir Next"/>
+                      <w:color w:val="1A1A1A"/>
                       <w:sz w:val="19"/>
                       <w:szCs w:val="19"/>
                     </w:rPr>
-                    <w:t xml:space="preserve">D</w:t>
-                  </w:r>
-                  <w:r>
-                    <w:rPr>
-                      <w:rFonts w:ascii="Avenir Next" w:hAnsi="Avenir Next" w:cs="Avenir Next" w:eastAsia="Avenir Next"/>
-                      <w:color w:val="1A1A1A"/>
-                      <w:sz w:val="19"/>
-                      <w:szCs w:val="19"/>
-                    </w:rPr>
                     <w:tab/>
                   </w:r>
                   <w:r>
                     <w:rPr>
                       <w:rFonts w:ascii="Avenir Next" w:hAnsi="Avenir Next" w:cs="Avenir Next" w:eastAsia="Avenir Next"/>
                       <w:color w:val="1A1A1A"/>
-                      <w:sz w:val="19"/>
+                      <w:sz w:val="22"/>
                       <w:szCs w:val="19"/>
                     </w:rPr>
                     <w:t xml:space="preserve">Every value is 4 from 72.</w:t>
@@ -1677,7 +1678,7 @@
         <w:rPr>
           <w:rFonts w:ascii="Avenir Next" w:hAnsi="Avenir Next" w:cs="Avenir Next" w:eastAsia="Avenir Next"/>
           <w:color w:val="1A1A1A"/>
-          <w:sz w:val="17"/>
+          <w:sz w:val="22"/>
           <w:szCs w:val="17"/>
         </w:rPr>
         <w:t xml:space="preserve">  I got it</w:t>
@@ -1695,7 +1696,7 @@
         <w:rPr>
           <w:rFonts w:ascii="Avenir Next" w:hAnsi="Avenir Next" w:cs="Avenir Next" w:eastAsia="Avenir Next"/>
           <w:color w:val="1A1A1A"/>
-          <w:sz w:val="17"/>
+          <w:sz w:val="22"/>
           <w:szCs w:val="17"/>
         </w:rPr>
         <w:t xml:space="preserve">  Almost</w:t>
@@ -1713,7 +1714,7 @@
         <w:rPr>
           <w:rFonts w:ascii="Avenir Next" w:hAnsi="Avenir Next" w:cs="Avenir Next" w:eastAsia="Avenir Next"/>
           <w:color w:val="1A1A1A"/>
-          <w:sz w:val="17"/>
+          <w:sz w:val="22"/>
           <w:szCs w:val="17"/>
         </w:rPr>
         <w:t xml:space="preserve">  I need help</w:t>
@@ -1752,7 +1753,7 @@
         <w:rPr>
           <w:rFonts w:ascii="Avenir Next" w:hAnsi="Avenir Next" w:cs="Avenir Next" w:eastAsia="Avenir Next"/>
           <w:color w:val="1A1A1A"/>
-          <w:sz w:val="18"/>
+          <w:sz w:val="22"/>
           <w:szCs w:val="18"/>
         </w:rPr>
         <w:t xml:space="preserve">Name</w:t>
@@ -1837,25 +1838,25 @@
                 <w:rFonts w:ascii="Avenir Next" w:hAnsi="Avenir Next" w:cs="Avenir Next" w:eastAsia="Avenir Next"/>
                 <w:b/>
                 <w:color w:val="1A1A1A"/>
+                <w:sz w:val="22"/>
+                <w:szCs w:val="20"/>
+              </w:rPr>
+              <w:t xml:space="preserve">1.</w:t>
+            </w:r>
+            <w:r>
+              <w:rPr>
+                <w:rFonts w:ascii="Avenir Next" w:hAnsi="Avenir Next" w:cs="Avenir Next" w:eastAsia="Avenir Next"/>
+                <w:color w:val="1A1A1A"/>
                 <w:sz w:val="20"/>
                 <w:szCs w:val="20"/>
               </w:rPr>
-              <w:t xml:space="preserve">1.</w:t>
-            </w:r>
-            <w:r>
-              <w:rPr>
-                <w:rFonts w:ascii="Avenir Next" w:hAnsi="Avenir Next" w:cs="Avenir Next" w:eastAsia="Avenir Next"/>
-                <w:color w:val="1A1A1A"/>
-                <w:sz w:val="20"/>
-                <w:szCs w:val="20"/>
-              </w:rPr>
               <w:tab/>
             </w:r>
             <w:r>
               <w:rPr>
                 <w:rFonts w:ascii="Avenir Next" w:hAnsi="Avenir Next" w:cs="Avenir Next" w:eastAsia="Avenir Next"/>
                 <w:color w:val="1A1A1A"/>
-                <w:sz w:val="20"/>
+                <w:sz w:val="22"/>
                 <w:szCs w:val="20"/>
               </w:rPr>
               <w:t xml:space="preserve">Both sets have a mean of 13. Find each MAD.</w:t>
@@ -1910,25 +1911,25 @@
                       <w:rFonts w:ascii="Avenir Next" w:hAnsi="Avenir Next" w:cs="Avenir Next" w:eastAsia="Avenir Next"/>
                       <w:b/>
                       <w:color w:val="003A70"/>
+                      <w:sz w:val="22"/>
+                      <w:szCs w:val="20"/>
+                    </w:rPr>
+                    <w:t xml:space="preserve">a.</w:t>
+                  </w:r>
+                  <w:r>
+                    <w:rPr>
+                      <w:rFonts w:ascii="Avenir Next" w:hAnsi="Avenir Next" w:cs="Avenir Next" w:eastAsia="Avenir Next"/>
+                      <w:color w:val="1A1A1A"/>
                       <w:sz w:val="20"/>
                       <w:szCs w:val="20"/>
                     </w:rPr>
-                    <w:t xml:space="preserve">a.</w:t>
-                  </w:r>
-                  <w:r>
-                    <w:rPr>
-                      <w:rFonts w:ascii="Avenir Next" w:hAnsi="Avenir Next" w:cs="Avenir Next" w:eastAsia="Avenir Next"/>
-                      <w:color w:val="1A1A1A"/>
-                      <w:sz w:val="20"/>
-                      <w:szCs w:val="20"/>
-                    </w:rPr>
                     <w:tab/>
                   </w:r>
                   <w:r>
                     <w:rPr>
                       <w:rFonts w:ascii="Avenir Next" w:hAnsi="Avenir Next" w:cs="Avenir Next" w:eastAsia="Avenir Next"/>
                       <w:color w:val="1A1A1A"/>
-                      <w:sz w:val="20"/>
+                      <w:sz w:val="22"/>
                       <w:szCs w:val="20"/>
                     </w:rPr>
                     <w:t xml:space="preserve">X: 10, 12, 14, 16</w:t>
@@ -1972,25 +1973,25 @@
                       <w:rFonts w:ascii="Avenir Next" w:hAnsi="Avenir Next" w:cs="Avenir Next" w:eastAsia="Avenir Next"/>
                       <w:b/>
                       <w:color w:val="003A70"/>
+                      <w:sz w:val="22"/>
+                      <w:szCs w:val="20"/>
+                    </w:rPr>
+                    <w:t xml:space="preserve">b.</w:t>
+                  </w:r>
+                  <w:r>
+                    <w:rPr>
+                      <w:rFonts w:ascii="Avenir Next" w:hAnsi="Avenir Next" w:cs="Avenir Next" w:eastAsia="Avenir Next"/>
+                      <w:color w:val="1A1A1A"/>
                       <w:sz w:val="20"/>
                       <w:szCs w:val="20"/>
                     </w:rPr>
-                    <w:t xml:space="preserve">b.</w:t>
-                  </w:r>
-                  <w:r>
-                    <w:rPr>
-                      <w:rFonts w:ascii="Avenir Next" w:hAnsi="Avenir Next" w:cs="Avenir Next" w:eastAsia="Avenir Next"/>
-                      <w:color w:val="1A1A1A"/>
-                      <w:sz w:val="20"/>
-                      <w:szCs w:val="20"/>
-                    </w:rPr>
                     <w:tab/>
                   </w:r>
                   <w:r>
                     <w:rPr>
                       <w:rFonts w:ascii="Avenir Next" w:hAnsi="Avenir Next" w:cs="Avenir Next" w:eastAsia="Avenir Next"/>
                       <w:color w:val="1A1A1A"/>
-                      <w:sz w:val="20"/>
+                      <w:sz w:val="22"/>
                       <w:szCs w:val="20"/>
                     </w:rPr>
                     <w:t xml:space="preserve">Y: 4, 12, 14, 22</w:t>
@@ -2083,25 +2084,25 @@
                 <w:rFonts w:ascii="Avenir Next" w:hAnsi="Avenir Next" w:cs="Avenir Next" w:eastAsia="Avenir Next"/>
                 <w:b/>
                 <w:color w:val="1A1A1A"/>
+                <w:sz w:val="22"/>
+                <w:szCs w:val="20"/>
+              </w:rPr>
+              <w:t xml:space="preserve">2.</w:t>
+            </w:r>
+            <w:r>
+              <w:rPr>
+                <w:rFonts w:ascii="Avenir Next" w:hAnsi="Avenir Next" w:cs="Avenir Next" w:eastAsia="Avenir Next"/>
+                <w:color w:val="1A1A1A"/>
                 <w:sz w:val="20"/>
                 <w:szCs w:val="20"/>
               </w:rPr>
-              <w:t xml:space="preserve">2.</w:t>
-            </w:r>
-            <w:r>
-              <w:rPr>
-                <w:rFonts w:ascii="Avenir Next" w:hAnsi="Avenir Next" w:cs="Avenir Next" w:eastAsia="Avenir Next"/>
-                <w:color w:val="1A1A1A"/>
-                <w:sz w:val="20"/>
-                <w:szCs w:val="20"/>
-              </w:rPr>
               <w:tab/>
             </w:r>
             <w:r>
               <w:rPr>
                 <w:rFonts w:ascii="Avenir Next" w:hAnsi="Avenir Next" w:cs="Avenir Next" w:eastAsia="Avenir Next"/>
                 <w:color w:val="1A1A1A"/>
-                <w:sz w:val="20"/>
+                <w:sz w:val="22"/>
                 <w:szCs w:val="20"/>
               </w:rPr>
               <w:t xml:space="preserve">Set M has mean 25 and MAD 1.5. Set N has mean 25 and MAD 7. Which set is steadier?</w:t>
@@ -2178,7 +2179,7 @@
                 <w:rFonts w:ascii="Avenir Next" w:hAnsi="Avenir Next" w:cs="Avenir Next" w:eastAsia="Avenir Next"/>
                 <w:b/>
                 <w:color w:val="1A1A1A"/>
-                <w:sz w:val="18"/>
+                <w:sz w:val="22"/>
                 <w:szCs w:val="18"/>
               </w:rPr>
               <w:t xml:space="preserve">Set</w:t>
@@ -2253,25 +2254,25 @@
                 <w:rFonts w:ascii="Avenir Next" w:hAnsi="Avenir Next" w:cs="Avenir Next" w:eastAsia="Avenir Next"/>
                 <w:b/>
                 <w:color w:val="1A1A1A"/>
+                <w:sz w:val="22"/>
+                <w:szCs w:val="20"/>
+              </w:rPr>
+              <w:t xml:space="preserve">3.</w:t>
+            </w:r>
+            <w:r>
+              <w:rPr>
+                <w:rFonts w:ascii="Avenir Next" w:hAnsi="Avenir Next" w:cs="Avenir Next" w:eastAsia="Avenir Next"/>
+                <w:color w:val="1A1A1A"/>
                 <w:sz w:val="20"/>
                 <w:szCs w:val="20"/>
               </w:rPr>
-              <w:t xml:space="preserve">3.</w:t>
-            </w:r>
-            <w:r>
-              <w:rPr>
-                <w:rFonts w:ascii="Avenir Next" w:hAnsi="Avenir Next" w:cs="Avenir Next" w:eastAsia="Avenir Next"/>
-                <w:color w:val="1A1A1A"/>
-                <w:sz w:val="20"/>
-                <w:szCs w:val="20"/>
-              </w:rPr>
               <w:tab/>
             </w:r>
             <w:r>
               <w:rPr>
                 <w:rFonts w:ascii="Avenir Next" w:hAnsi="Avenir Next" w:cs="Avenir Next" w:eastAsia="Avenir Next"/>
                 <w:color w:val="1A1A1A"/>
-                <w:sz w:val="20"/>
+                <w:sz w:val="22"/>
                 <w:szCs w:val="20"/>
               </w:rPr>
               <w:t xml:space="preserve">Two classes both have a mean score of 75. Which statement must be true?</w:t>
@@ -2325,25 +2326,25 @@
                       <w:rFonts w:ascii="Avenir Next" w:hAnsi="Avenir Next" w:cs="Avenir Next" w:eastAsia="Avenir Next"/>
                       <w:b/>
                       <w:color w:val="003A70"/>
+                      <w:sz w:val="22"/>
+                      <w:szCs w:val="19"/>
+                    </w:rPr>
+                    <w:t xml:space="preserve">A</w:t>
+                  </w:r>
+                  <w:r>
+                    <w:rPr>
+                      <w:rFonts w:ascii="Avenir Next" w:hAnsi="Avenir Next" w:cs="Avenir Next" w:eastAsia="Avenir Next"/>
+                      <w:color w:val="1A1A1A"/>
                       <w:sz w:val="19"/>
                       <w:szCs w:val="19"/>
                     </w:rPr>
-                    <w:t xml:space="preserve">A</w:t>
-                  </w:r>
-                  <w:r>
-                    <w:rPr>
-                      <w:rFonts w:ascii="Avenir Next" w:hAnsi="Avenir Next" w:cs="Avenir Next" w:eastAsia="Avenir Next"/>
-                      <w:color w:val="1A1A1A"/>
-                      <w:sz w:val="19"/>
-                      <w:szCs w:val="19"/>
-                    </w:rPr>
                     <w:tab/>
                   </w:r>
                   <w:r>
                     <w:rPr>
                       <w:rFonts w:ascii="Avenir Next" w:hAnsi="Avenir Next" w:cs="Avenir Next" w:eastAsia="Avenir Next"/>
                       <w:color w:val="1A1A1A"/>
-                      <w:sz w:val="19"/>
+                      <w:sz w:val="22"/>
                       <w:szCs w:val="19"/>
                     </w:rPr>
                     <w:t xml:space="preserve">Their MADs are equal.</w:t>
@@ -2368,25 +2369,25 @@
                       <w:rFonts w:ascii="Avenir Next" w:hAnsi="Avenir Next" w:cs="Avenir Next" w:eastAsia="Avenir Next"/>
                       <w:b/>
                       <w:color w:val="003A70"/>
+                      <w:sz w:val="22"/>
+                      <w:szCs w:val="19"/>
+                    </w:rPr>
+                    <w:t xml:space="preserve">B</w:t>
+                  </w:r>
+                  <w:r>
+                    <w:rPr>
+                      <w:rFonts w:ascii="Avenir Next" w:hAnsi="Avenir Next" w:cs="Avenir Next" w:eastAsia="Avenir Next"/>
+                      <w:color w:val="1A1A1A"/>
                       <w:sz w:val="19"/>
                       <w:szCs w:val="19"/>
                     </w:rPr>
-                    <w:t xml:space="preserve">B</w:t>
-                  </w:r>
-                  <w:r>
-                    <w:rPr>
-                      <w:rFonts w:ascii="Avenir Next" w:hAnsi="Avenir Next" w:cs="Avenir Next" w:eastAsia="Avenir Next"/>
-                      <w:color w:val="1A1A1A"/>
-                      <w:sz w:val="19"/>
-                      <w:szCs w:val="19"/>
-                    </w:rPr>
                     <w:tab/>
                   </w:r>
                   <w:r>
                     <w:rPr>
                       <w:rFonts w:ascii="Avenir Next" w:hAnsi="Avenir Next" w:cs="Avenir Next" w:eastAsia="Avenir Next"/>
                       <w:color w:val="1A1A1A"/>
-                      <w:sz w:val="19"/>
+                      <w:sz w:val="22"/>
                       <w:szCs w:val="19"/>
                     </w:rPr>
                     <w:t xml:space="preserve">Their spreads may differ.</w:t>
@@ -2416,25 +2417,25 @@
                       <w:rFonts w:ascii="Avenir Next" w:hAnsi="Avenir Next" w:cs="Avenir Next" w:eastAsia="Avenir Next"/>
                       <w:b/>
                       <w:color w:val="003A70"/>
+                      <w:sz w:val="22"/>
+                      <w:szCs w:val="19"/>
+                    </w:rPr>
+                    <w:t xml:space="preserve">C</w:t>
+                  </w:r>
+                  <w:r>
+                    <w:rPr>
+                      <w:rFonts w:ascii="Avenir Next" w:hAnsi="Avenir Next" w:cs="Avenir Next" w:eastAsia="Avenir Next"/>
+                      <w:color w:val="1A1A1A"/>
                       <w:sz w:val="19"/>
                       <w:szCs w:val="19"/>
                     </w:rPr>
-                    <w:t xml:space="preserve">C</w:t>
-                  </w:r>
-                  <w:r>
-                    <w:rPr>
-                      <w:rFonts w:ascii="Avenir Next" w:hAnsi="Avenir Next" w:cs="Avenir Next" w:eastAsia="Avenir Next"/>
-                      <w:color w:val="1A1A1A"/>
-                      <w:sz w:val="19"/>
-                      <w:szCs w:val="19"/>
-                    </w:rPr>
                     <w:tab/>
                   </w:r>
                   <w:r>
                     <w:rPr>
                       <w:rFonts w:ascii="Avenir Next" w:hAnsi="Avenir Next" w:cs="Avenir Next" w:eastAsia="Avenir Next"/>
                       <w:color w:val="1A1A1A"/>
-                      <w:sz w:val="19"/>
+                      <w:sz w:val="22"/>
                       <w:szCs w:val="19"/>
                     </w:rPr>
                     <w:t xml:space="preserve">Their scores are identical.</w:t>
@@ -2459,25 +2460,25 @@
                       <w:rFonts w:ascii="Avenir Next" w:hAnsi="Avenir Next" w:cs="Avenir Next" w:eastAsia="Avenir Next"/>
                       <w:b/>
                       <w:color w:val="003A70"/>
+                      <w:sz w:val="22"/>
+                      <w:szCs w:val="19"/>
+                    </w:rPr>
+                    <w:t xml:space="preserve">D</w:t>
+                  </w:r>
+                  <w:r>
+                    <w:rPr>
+                      <w:rFonts w:ascii="Avenir Next" w:hAnsi="Avenir Next" w:cs="Avenir Next" w:eastAsia="Avenir Next"/>
+                      <w:color w:val="1A1A1A"/>
                       <w:sz w:val="19"/>
                       <w:szCs w:val="19"/>
                     </w:rPr>
-                    <w:t xml:space="preserve">D</w:t>
-                  </w:r>
-                  <w:r>
-                    <w:rPr>
-                      <w:rFonts w:ascii="Avenir Next" w:hAnsi="Avenir Next" w:cs="Avenir Next" w:eastAsia="Avenir Next"/>
-                      <w:color w:val="1A1A1A"/>
-                      <w:sz w:val="19"/>
-                      <w:szCs w:val="19"/>
-                    </w:rPr>
                     <w:tab/>
                   </w:r>
                   <w:r>
                     <w:rPr>
                       <w:rFonts w:ascii="Avenir Next" w:hAnsi="Avenir Next" w:cs="Avenir Next" w:eastAsia="Avenir Next"/>
                       <w:color w:val="1A1A1A"/>
-                      <w:sz w:val="19"/>
+                      <w:sz w:val="22"/>
                       <w:szCs w:val="19"/>
                     </w:rPr>
                     <w:t xml:space="preserve">Their ranges are equal.</w:t>
@@ -2527,7 +2528,7 @@
         <w:rPr>
           <w:rFonts w:ascii="Avenir Next" w:hAnsi="Avenir Next" w:cs="Avenir Next" w:eastAsia="Avenir Next"/>
           <w:color w:val="1A1A1A"/>
-          <w:sz w:val="17"/>
+          <w:sz w:val="22"/>
           <w:szCs w:val="17"/>
         </w:rPr>
         <w:t xml:space="preserve">  I got it</w:t>
@@ -2545,7 +2546,7 @@
         <w:rPr>
           <w:rFonts w:ascii="Avenir Next" w:hAnsi="Avenir Next" w:cs="Avenir Next" w:eastAsia="Avenir Next"/>
           <w:color w:val="1A1A1A"/>
-          <w:sz w:val="17"/>
+          <w:sz w:val="22"/>
           <w:szCs w:val="17"/>
         </w:rPr>
         <w:t xml:space="preserve">  Almost</w:t>
@@ -2563,7 +2564,7 @@
         <w:rPr>
           <w:rFonts w:ascii="Avenir Next" w:hAnsi="Avenir Next" w:cs="Avenir Next" w:eastAsia="Avenir Next"/>
           <w:color w:val="1A1A1A"/>
-          <w:sz w:val="17"/>
+          <w:sz w:val="22"/>
           <w:szCs w:val="17"/>
         </w:rPr>
         <w:t xml:space="preserve">  I need help</w:t>
@@ -2620,7 +2621,7 @@
         <w:rPr>
           <w:rFonts w:ascii="Avenir Next" w:hAnsi="Avenir Next" w:cs="Avenir Next" w:eastAsia="Avenir Next"/>
           <w:color w:val="1A1A1A"/>
-          <w:sz w:val="18"/>
+          <w:sz w:val="22"/>
           <w:szCs w:val="18"/>
         </w:rPr>
         <w:t xml:space="preserve">Name</w:t>
@@ -2705,25 +2706,25 @@
                 <w:rFonts w:ascii="Avenir Next" w:hAnsi="Avenir Next" w:cs="Avenir Next" w:eastAsia="Avenir Next"/>
                 <w:b/>
                 <w:color w:val="1A1A1A"/>
+                <w:sz w:val="22"/>
+                <w:szCs w:val="20"/>
+              </w:rPr>
+              <w:t xml:space="preserve">1.</w:t>
+            </w:r>
+            <w:r>
+              <w:rPr>
+                <w:rFonts w:ascii="Avenir Next" w:hAnsi="Avenir Next" w:cs="Avenir Next" w:eastAsia="Avenir Next"/>
+                <w:color w:val="1A1A1A"/>
                 <w:sz w:val="20"/>
                 <w:szCs w:val="20"/>
               </w:rPr>
-              <w:t xml:space="preserve">1.</w:t>
-            </w:r>
-            <w:r>
-              <w:rPr>
-                <w:rFonts w:ascii="Avenir Next" w:hAnsi="Avenir Next" w:cs="Avenir Next" w:eastAsia="Avenir Next"/>
-                <w:color w:val="1A1A1A"/>
-                <w:sz w:val="20"/>
-                <w:szCs w:val="20"/>
-              </w:rPr>
               <w:tab/>
             </w:r>
             <w:r>
               <w:rPr>
                 <w:rFonts w:ascii="Avenir Next" w:hAnsi="Avenir Next" w:cs="Avenir Next" w:eastAsia="Avenir Next"/>
                 <w:color w:val="1A1A1A"/>
-                <w:sz w:val="20"/>
+                <w:sz w:val="22"/>
                 <w:szCs w:val="20"/>
               </w:rPr>
               <w:t xml:space="preserve">Both sets have a mean of 13. Find each MAD.</w:t>
@@ -2778,25 +2779,25 @@
                       <w:rFonts w:ascii="Avenir Next" w:hAnsi="Avenir Next" w:cs="Avenir Next" w:eastAsia="Avenir Next"/>
                       <w:b/>
                       <w:color w:val="003A70"/>
+                      <w:sz w:val="22"/>
+                      <w:szCs w:val="20"/>
+                    </w:rPr>
+                    <w:t xml:space="preserve">a.</w:t>
+                  </w:r>
+                  <w:r>
+                    <w:rPr>
+                      <w:rFonts w:ascii="Avenir Next" w:hAnsi="Avenir Next" w:cs="Avenir Next" w:eastAsia="Avenir Next"/>
+                      <w:color w:val="1A1A1A"/>
                       <w:sz w:val="20"/>
                       <w:szCs w:val="20"/>
                     </w:rPr>
-                    <w:t xml:space="preserve">a.</w:t>
-                  </w:r>
-                  <w:r>
-                    <w:rPr>
-                      <w:rFonts w:ascii="Avenir Next" w:hAnsi="Avenir Next" w:cs="Avenir Next" w:eastAsia="Avenir Next"/>
-                      <w:color w:val="1A1A1A"/>
-                      <w:sz w:val="20"/>
-                      <w:szCs w:val="20"/>
-                    </w:rPr>
                     <w:tab/>
                   </w:r>
                   <w:r>
                     <w:rPr>
                       <w:rFonts w:ascii="Avenir Next" w:hAnsi="Avenir Next" w:cs="Avenir Next" w:eastAsia="Avenir Next"/>
                       <w:color w:val="1A1A1A"/>
-                      <w:sz w:val="20"/>
+                      <w:sz w:val="22"/>
                       <w:szCs w:val="20"/>
                     </w:rPr>
                     <w:t xml:space="preserve">X: 10, 12, 14, 16</w:t>
@@ -2840,25 +2841,25 @@
                       <w:rFonts w:ascii="Avenir Next" w:hAnsi="Avenir Next" w:cs="Avenir Next" w:eastAsia="Avenir Next"/>
                       <w:b/>
                       <w:color w:val="003A70"/>
+                      <w:sz w:val="22"/>
+                      <w:szCs w:val="20"/>
+                    </w:rPr>
+                    <w:t xml:space="preserve">b.</w:t>
+                  </w:r>
+                  <w:r>
+                    <w:rPr>
+                      <w:rFonts w:ascii="Avenir Next" w:hAnsi="Avenir Next" w:cs="Avenir Next" w:eastAsia="Avenir Next"/>
+                      <w:color w:val="1A1A1A"/>
                       <w:sz w:val="20"/>
                       <w:szCs w:val="20"/>
                     </w:rPr>
-                    <w:t xml:space="preserve">b.</w:t>
-                  </w:r>
-                  <w:r>
-                    <w:rPr>
-                      <w:rFonts w:ascii="Avenir Next" w:hAnsi="Avenir Next" w:cs="Avenir Next" w:eastAsia="Avenir Next"/>
-                      <w:color w:val="1A1A1A"/>
-                      <w:sz w:val="20"/>
-                      <w:szCs w:val="20"/>
-                    </w:rPr>
                     <w:tab/>
                   </w:r>
                   <w:r>
                     <w:rPr>
                       <w:rFonts w:ascii="Avenir Next" w:hAnsi="Avenir Next" w:cs="Avenir Next" w:eastAsia="Avenir Next"/>
                       <w:color w:val="1A1A1A"/>
-                      <w:sz w:val="20"/>
+                      <w:sz w:val="22"/>
                       <w:szCs w:val="20"/>
                     </w:rPr>
                     <w:t xml:space="preserve">Y: 4, 12, 14, 22</w:t>
@@ -2951,25 +2952,25 @@
                 <w:rFonts w:ascii="Avenir Next" w:hAnsi="Avenir Next" w:cs="Avenir Next" w:eastAsia="Avenir Next"/>
                 <w:b/>
                 <w:color w:val="1A1A1A"/>
+                <w:sz w:val="22"/>
+                <w:szCs w:val="20"/>
+              </w:rPr>
+              <w:t xml:space="preserve">2.</w:t>
+            </w:r>
+            <w:r>
+              <w:rPr>
+                <w:rFonts w:ascii="Avenir Next" w:hAnsi="Avenir Next" w:cs="Avenir Next" w:eastAsia="Avenir Next"/>
+                <w:color w:val="1A1A1A"/>
                 <w:sz w:val="20"/>
                 <w:szCs w:val="20"/>
               </w:rPr>
-              <w:t xml:space="preserve">2.</w:t>
-            </w:r>
-            <w:r>
-              <w:rPr>
-                <w:rFonts w:ascii="Avenir Next" w:hAnsi="Avenir Next" w:cs="Avenir Next" w:eastAsia="Avenir Next"/>
-                <w:color w:val="1A1A1A"/>
-                <w:sz w:val="20"/>
-                <w:szCs w:val="20"/>
-              </w:rPr>
               <w:tab/>
             </w:r>
             <w:r>
               <w:rPr>
                 <w:rFonts w:ascii="Avenir Next" w:hAnsi="Avenir Next" w:cs="Avenir Next" w:eastAsia="Avenir Next"/>
                 <w:color w:val="1A1A1A"/>
-                <w:sz w:val="20"/>
+                <w:sz w:val="22"/>
                 <w:szCs w:val="20"/>
               </w:rPr>
               <w:t xml:space="preserve">Set M has mean 25 and MAD 1.5. Set N has mean 25 and MAD 7. Which set is steadier?</w:t>
@@ -3046,7 +3047,7 @@
                 <w:rFonts w:ascii="Avenir Next" w:hAnsi="Avenir Next" w:cs="Avenir Next" w:eastAsia="Avenir Next"/>
                 <w:b/>
                 <w:color w:val="1A1A1A"/>
-                <w:sz w:val="18"/>
+                <w:sz w:val="22"/>
                 <w:szCs w:val="18"/>
               </w:rPr>
               <w:t xml:space="preserve">Set</w:t>
@@ -3121,25 +3122,25 @@
                 <w:rFonts w:ascii="Avenir Next" w:hAnsi="Avenir Next" w:cs="Avenir Next" w:eastAsia="Avenir Next"/>
                 <w:b/>
                 <w:color w:val="1A1A1A"/>
+                <w:sz w:val="22"/>
+                <w:szCs w:val="20"/>
+              </w:rPr>
+              <w:t xml:space="preserve">3.</w:t>
+            </w:r>
+            <w:r>
+              <w:rPr>
+                <w:rFonts w:ascii="Avenir Next" w:hAnsi="Avenir Next" w:cs="Avenir Next" w:eastAsia="Avenir Next"/>
+                <w:color w:val="1A1A1A"/>
                 <w:sz w:val="20"/>
                 <w:szCs w:val="20"/>
               </w:rPr>
-              <w:t xml:space="preserve">3.</w:t>
-            </w:r>
-            <w:r>
-              <w:rPr>
-                <w:rFonts w:ascii="Avenir Next" w:hAnsi="Avenir Next" w:cs="Avenir Next" w:eastAsia="Avenir Next"/>
-                <w:color w:val="1A1A1A"/>
-                <w:sz w:val="20"/>
-                <w:szCs w:val="20"/>
-              </w:rPr>
               <w:tab/>
             </w:r>
             <w:r>
               <w:rPr>
                 <w:rFonts w:ascii="Avenir Next" w:hAnsi="Avenir Next" w:cs="Avenir Next" w:eastAsia="Avenir Next"/>
                 <w:color w:val="1A1A1A"/>
-                <w:sz w:val="20"/>
+                <w:sz w:val="22"/>
                 <w:szCs w:val="20"/>
               </w:rPr>
               <w:t xml:space="preserve">Two classes both have a mean score of 75. Which statement must be true?</w:t>
@@ -3193,25 +3194,25 @@
                       <w:rFonts w:ascii="Avenir Next" w:hAnsi="Avenir Next" w:cs="Avenir Next" w:eastAsia="Avenir Next"/>
                       <w:b/>
                       <w:color w:val="003A70"/>
+                      <w:sz w:val="22"/>
+                      <w:szCs w:val="19"/>
+                    </w:rPr>
+                    <w:t xml:space="preserve">A</w:t>
+                  </w:r>
+                  <w:r>
+                    <w:rPr>
+                      <w:rFonts w:ascii="Avenir Next" w:hAnsi="Avenir Next" w:cs="Avenir Next" w:eastAsia="Avenir Next"/>
+                      <w:color w:val="1A1A1A"/>
                       <w:sz w:val="19"/>
                       <w:szCs w:val="19"/>
                     </w:rPr>
-                    <w:t xml:space="preserve">A</w:t>
-                  </w:r>
-                  <w:r>
-                    <w:rPr>
-                      <w:rFonts w:ascii="Avenir Next" w:hAnsi="Avenir Next" w:cs="Avenir Next" w:eastAsia="Avenir Next"/>
-                      <w:color w:val="1A1A1A"/>
-                      <w:sz w:val="19"/>
-                      <w:szCs w:val="19"/>
-                    </w:rPr>
                     <w:tab/>
                   </w:r>
                   <w:r>
                     <w:rPr>
                       <w:rFonts w:ascii="Avenir Next" w:hAnsi="Avenir Next" w:cs="Avenir Next" w:eastAsia="Avenir Next"/>
                       <w:color w:val="1A1A1A"/>
-                      <w:sz w:val="19"/>
+                      <w:sz w:val="22"/>
                       <w:szCs w:val="19"/>
                     </w:rPr>
                     <w:t xml:space="preserve">Their MADs are equal.</w:t>
@@ -3236,25 +3237,25 @@
                       <w:rFonts w:ascii="Avenir Next" w:hAnsi="Avenir Next" w:cs="Avenir Next" w:eastAsia="Avenir Next"/>
                       <w:b/>
                       <w:color w:val="003A70"/>
+                      <w:sz w:val="22"/>
+                      <w:szCs w:val="19"/>
+                    </w:rPr>
+                    <w:t xml:space="preserve">B</w:t>
+                  </w:r>
+                  <w:r>
+                    <w:rPr>
+                      <w:rFonts w:ascii="Avenir Next" w:hAnsi="Avenir Next" w:cs="Avenir Next" w:eastAsia="Avenir Next"/>
+                      <w:color w:val="1A1A1A"/>
                       <w:sz w:val="19"/>
                       <w:szCs w:val="19"/>
                     </w:rPr>
-                    <w:t xml:space="preserve">B</w:t>
-                  </w:r>
-                  <w:r>
-                    <w:rPr>
-                      <w:rFonts w:ascii="Avenir Next" w:hAnsi="Avenir Next" w:cs="Avenir Next" w:eastAsia="Avenir Next"/>
-                      <w:color w:val="1A1A1A"/>
-                      <w:sz w:val="19"/>
-                      <w:szCs w:val="19"/>
-                    </w:rPr>
                     <w:tab/>
                   </w:r>
                   <w:r>
                     <w:rPr>
                       <w:rFonts w:ascii="Avenir Next" w:hAnsi="Avenir Next" w:cs="Avenir Next" w:eastAsia="Avenir Next"/>
                       <w:color w:val="1A1A1A"/>
-                      <w:sz w:val="19"/>
+                      <w:sz w:val="22"/>
                       <w:szCs w:val="19"/>
                     </w:rPr>
                     <w:t xml:space="preserve">Their spreads may differ.</w:t>
@@ -3284,25 +3285,25 @@
                       <w:rFonts w:ascii="Avenir Next" w:hAnsi="Avenir Next" w:cs="Avenir Next" w:eastAsia="Avenir Next"/>
                       <w:b/>
                       <w:color w:val="003A70"/>
+                      <w:sz w:val="22"/>
+                      <w:szCs w:val="19"/>
+                    </w:rPr>
+                    <w:t xml:space="preserve">C</w:t>
+                  </w:r>
+                  <w:r>
+                    <w:rPr>
+                      <w:rFonts w:ascii="Avenir Next" w:hAnsi="Avenir Next" w:cs="Avenir Next" w:eastAsia="Avenir Next"/>
+                      <w:color w:val="1A1A1A"/>
                       <w:sz w:val="19"/>
                       <w:szCs w:val="19"/>
                     </w:rPr>
-                    <w:t xml:space="preserve">C</w:t>
-                  </w:r>
-                  <w:r>
-                    <w:rPr>
-                      <w:rFonts w:ascii="Avenir Next" w:hAnsi="Avenir Next" w:cs="Avenir Next" w:eastAsia="Avenir Next"/>
-                      <w:color w:val="1A1A1A"/>
-                      <w:sz w:val="19"/>
-                      <w:szCs w:val="19"/>
-                    </w:rPr>
                     <w:tab/>
                   </w:r>
                   <w:r>
                     <w:rPr>
                       <w:rFonts w:ascii="Avenir Next" w:hAnsi="Avenir Next" w:cs="Avenir Next" w:eastAsia="Avenir Next"/>
                       <w:color w:val="1A1A1A"/>
-                      <w:sz w:val="19"/>
+                      <w:sz w:val="22"/>
                       <w:szCs w:val="19"/>
                     </w:rPr>
                     <w:t xml:space="preserve">Their scores are identical.</w:t>
@@ -3327,25 +3328,25 @@
                       <w:rFonts w:ascii="Avenir Next" w:hAnsi="Avenir Next" w:cs="Avenir Next" w:eastAsia="Avenir Next"/>
                       <w:b/>
                       <w:color w:val="003A70"/>
+                      <w:sz w:val="22"/>
+                      <w:szCs w:val="19"/>
+                    </w:rPr>
+                    <w:t xml:space="preserve">D</w:t>
+                  </w:r>
+                  <w:r>
+                    <w:rPr>
+                      <w:rFonts w:ascii="Avenir Next" w:hAnsi="Avenir Next" w:cs="Avenir Next" w:eastAsia="Avenir Next"/>
+                      <w:color w:val="1A1A1A"/>
                       <w:sz w:val="19"/>
                       <w:szCs w:val="19"/>
                     </w:rPr>
-                    <w:t xml:space="preserve">D</w:t>
-                  </w:r>
-                  <w:r>
-                    <w:rPr>
-                      <w:rFonts w:ascii="Avenir Next" w:hAnsi="Avenir Next" w:cs="Avenir Next" w:eastAsia="Avenir Next"/>
-                      <w:color w:val="1A1A1A"/>
-                      <w:sz w:val="19"/>
-                      <w:szCs w:val="19"/>
-                    </w:rPr>
                     <w:tab/>
                   </w:r>
                   <w:r>
                     <w:rPr>
                       <w:rFonts w:ascii="Avenir Next" w:hAnsi="Avenir Next" w:cs="Avenir Next" w:eastAsia="Avenir Next"/>
                       <w:color w:val="1A1A1A"/>
-                      <w:sz w:val="19"/>
+                      <w:sz w:val="22"/>
                       <w:szCs w:val="19"/>
                     </w:rPr>
                     <w:t xml:space="preserve">Their ranges are equal.</w:t>
@@ -3395,7 +3396,7 @@
         <w:rPr>
           <w:rFonts w:ascii="Avenir Next" w:hAnsi="Avenir Next" w:cs="Avenir Next" w:eastAsia="Avenir Next"/>
           <w:color w:val="1A1A1A"/>
-          <w:sz w:val="17"/>
+          <w:sz w:val="22"/>
           <w:szCs w:val="17"/>
         </w:rPr>
         <w:t xml:space="preserve">  I got it</w:t>
@@ -3413,7 +3414,7 @@
         <w:rPr>
           <w:rFonts w:ascii="Avenir Next" w:hAnsi="Avenir Next" w:cs="Avenir Next" w:eastAsia="Avenir Next"/>
           <w:color w:val="1A1A1A"/>
-          <w:sz w:val="17"/>
+          <w:sz w:val="22"/>
           <w:szCs w:val="17"/>
         </w:rPr>
         <w:t xml:space="preserve">  Almost</w:t>
@@ -3431,7 +3432,7 @@
         <w:rPr>
           <w:rFonts w:ascii="Avenir Next" w:hAnsi="Avenir Next" w:cs="Avenir Next" w:eastAsia="Avenir Next"/>
           <w:color w:val="1A1A1A"/>
-          <w:sz w:val="17"/>
+          <w:sz w:val="22"/>
           <w:szCs w:val="17"/>
         </w:rPr>
         <w:t xml:space="preserve">  I need help</w:t>
@@ -3525,7 +3526,106 @@
               <w:sz w:val="15"/>
               <w:szCs w:val="15"/>
             </w:rPr>
-            <w:t xml:space="preserve">Lesson 2-9  ·  Exit Tickets  ·  two per page</w:t>
+            <w:t xml:space="preserve">2-9 · Page </w:t>
+          </w:r>
+          <w:r>
+            <w:rPr>
+              <w:rFonts w:ascii="Avenir Next" w:hAnsi="Avenir Next" w:cs="Avenir Next" w:eastAsia="Avenir Next"/>
+              <w:color w:val="5A5F66"/>
+              <w:sz w:val="15"/>
+              <w:szCs w:val="15"/>
+            </w:rPr>
+            <w:fldChar w:fldCharType="begin"/>
+          </w:r>
+          <w:r>
+            <w:rPr>
+              <w:rFonts w:ascii="Avenir Next" w:hAnsi="Avenir Next" w:cs="Avenir Next" w:eastAsia="Avenir Next"/>
+              <w:color w:val="5A5F66"/>
+              <w:sz w:val="15"/>
+              <w:szCs w:val="15"/>
+            </w:rPr>
+            <w:instrText xml:space="preserve"> PAGE </w:instrText>
+          </w:r>
+          <w:r>
+            <w:rPr>
+              <w:rFonts w:ascii="Avenir Next" w:hAnsi="Avenir Next" w:cs="Avenir Next" w:eastAsia="Avenir Next"/>
+              <w:color w:val="5A5F66"/>
+              <w:sz w:val="15"/>
+              <w:szCs w:val="15"/>
+            </w:rPr>
+            <w:fldChar w:fldCharType="separate"/>
+          </w:r>
+          <w:r>
+            <w:rPr>
+              <w:rFonts w:ascii="Avenir Next" w:hAnsi="Avenir Next" w:cs="Avenir Next" w:eastAsia="Avenir Next"/>
+              <w:color w:val="5A5F66"/>
+              <w:sz w:val="15"/>
+              <w:szCs w:val="15"/>
+            </w:rPr>
+            <w:t xml:space="preserve">1</w:t>
+          </w:r>
+          <w:r>
+            <w:rPr>
+              <w:rFonts w:ascii="Avenir Next" w:hAnsi="Avenir Next" w:cs="Avenir Next" w:eastAsia="Avenir Next"/>
+              <w:color w:val="5A5F66"/>
+              <w:sz w:val="15"/>
+              <w:szCs w:val="15"/>
+            </w:rPr>
+            <w:fldChar w:fldCharType="end"/>
+          </w:r>
+          <w:r>
+            <w:rPr>
+              <w:rFonts w:ascii="Avenir Next" w:hAnsi="Avenir Next" w:cs="Avenir Next" w:eastAsia="Avenir Next"/>
+              <w:color w:val="5A5F66"/>
+              <w:sz w:val="15"/>
+              <w:szCs w:val="15"/>
+            </w:rPr>
+            <w:t xml:space="preserve"> of </w:t>
+          </w:r>
+          <w:r>
+            <w:rPr>
+              <w:rFonts w:ascii="Avenir Next" w:hAnsi="Avenir Next" w:cs="Avenir Next" w:eastAsia="Avenir Next"/>
+              <w:color w:val="5A5F66"/>
+              <w:sz w:val="15"/>
+              <w:szCs w:val="15"/>
+            </w:rPr>
+            <w:fldChar w:fldCharType="begin"/>
+          </w:r>
+          <w:r>
+            <w:rPr>
+              <w:rFonts w:ascii="Avenir Next" w:hAnsi="Avenir Next" w:cs="Avenir Next" w:eastAsia="Avenir Next"/>
+              <w:color w:val="5A5F66"/>
+              <w:sz w:val="15"/>
+              <w:szCs w:val="15"/>
+            </w:rPr>
+            <w:instrText xml:space="preserve"> NUMPAGES </w:instrText>
+          </w:r>
+          <w:r>
+            <w:rPr>
+              <w:rFonts w:ascii="Avenir Next" w:hAnsi="Avenir Next" w:cs="Avenir Next" w:eastAsia="Avenir Next"/>
+              <w:color w:val="5A5F66"/>
+              <w:sz w:val="15"/>
+              <w:szCs w:val="15"/>
+            </w:rPr>
+            <w:fldChar w:fldCharType="separate"/>
+          </w:r>
+          <w:r>
+            <w:rPr>
+              <w:rFonts w:ascii="Avenir Next" w:hAnsi="Avenir Next" w:cs="Avenir Next" w:eastAsia="Avenir Next"/>
+              <w:color w:val="5A5F66"/>
+              <w:sz w:val="15"/>
+              <w:szCs w:val="15"/>
+            </w:rPr>
+            <w:t xml:space="preserve">1</w:t>
+          </w:r>
+          <w:r>
+            <w:rPr>
+              <w:rFonts w:ascii="Avenir Next" w:hAnsi="Avenir Next" w:cs="Avenir Next" w:eastAsia="Avenir Next"/>
+              <w:color w:val="5A5F66"/>
+              <w:sz w:val="15"/>
+              <w:szCs w:val="15"/>
+            </w:rPr>
+            <w:fldChar w:fldCharType="end"/>
           </w:r>
         </w:p>
       </w:tc>
@@ -3568,5 +3668,23 @@
       </w:tblCellMar>
     </w:tblPr>
   </w:style>
+  <w:style w:type="paragraph" w:styleId="Heading1">
+    <w:name w:val="heading 1"/>
+    <w:basedOn w:val="Normal"/>
+    <w:pPr>
+      <w:outlineLvl w:val="0"/>
+      <w:keepNext w:val="0"/>
+      <w:keepLines w:val="0"/>
+    </w:pPr>
+  </w:style>
+  <w:style w:type="paragraph" w:styleId="Heading2">
+    <w:name w:val="heading 2"/>
+    <w:basedOn w:val="Normal"/>
+    <w:pPr>
+      <w:outlineLvl w:val="1"/>
+      <w:keepNext w:val="0"/>
+      <w:keepLines w:val="0"/>
+    </w:pPr>
+  </w:style>
 </w:styles>
 </file>